--- a/zaini_case_audit_output/outputs/word/documents/005_التماس الشيخ أسامه زيني ـ القضية 42824717 ـ من المستشار.docx.docx
+++ b/zaini_case_audit_output/outputs/word/documents/005_التماس الشيخ أسامه زيني ـ القضية 42824717 ـ من المستشار.docx.docx
@@ -53,6 +53,20 @@
         <w:t>[مخرج آلي / Script Output - سماوي]  [مخرج آلي يحتاج مراجعة بشرية - وردي]</w:t>
       </w:r>
     </w:p>
+    <w:p>
+      <w:pPr>
+        <w:jc w:val="right"/>
+        <w:bidi/>
+      </w:pPr>
+      <w:r>
+        <w:rPr>
+          <w:b w:val="0"/>
+          <w:i/>
+          <w:color w:val="C00000"/>
+        </w:rPr>
+        <w:t>[نص ممسوح OCR صُحِّح ترتيبه آلياً — قد يحتوي أخطاء طفيفة]</w:t>
+      </w:r>
+    </w:p>
     <w:p/>
     <w:p>
       <w:pPr>
@@ -64,7 +78,7 @@
           <w:b w:val="0"/>
           <w:i w:val="0"/>
         </w:rPr>
-        <w:t>طلــــب "التمـــــاس" إعــــادة النــــــــظر</w:t>
+        <w:t>رظــــــــنلا ةداــــعإ "ساـــــمتلا" بــــلط</w:t>
       </w:r>
     </w:p>
     <w:p>
@@ -363,7 +377,7 @@
           <w:b w:val="0"/>
           <w:i w:val="0"/>
         </w:rPr>
-        <w:t>\- طلبات المدَّعي عليه/ الملتمس: بكل احترام وتقدير نلتمس من فضيلتكم الآتي: -</w:t>
+        <w:t>- :يتآلا مكتليضف نم سمتلن ريدقتو مارتحا لكب :سمتلملا /هيلع يعَّدملا تابلط -\</w:t>
       </w:r>
     </w:p>
     <w:p>

--- a/zaini_case_audit_output/outputs/word/documents/005_التماس الشيخ أسامه زيني ـ القضية 42824717 ـ من المستشار.docx.docx
+++ b/zaini_case_audit_output/outputs/word/documents/005_التماس الشيخ أسامه زيني ـ القضية 42824717 ـ من المستشار.docx.docx
@@ -221,7 +221,7 @@
           <w:b w:val="0"/>
           <w:i w:val="0"/>
         </w:rPr>
-        <w:t>ونرد بأن هذا العقد صحيح ولم يتضمن ما يهدمه بل ما يقيمه ويقويه ويثبت صحته، ونرفق ما يثبت صحته وقوته الشرعية والنظامية، وأن هذا خطأ وخلل من الدائرة، حيث كان من المفترض نظاماً أن تقوم الدائرة بالتحقق بما جاء بهذا العقد، وأنه بالفعل تضمن مقابل قيمي للملتمس وفق ما أرفق بهذا البند والدفع، والدليل ما جاء بالبند الثالث من عقد المبايعة "مرفق رقم 6"، والذي جاء به أن: (ثالثاً: يقر الطرف الأول باحتساب أجرة الطرف الثاني ...)، ومن ثم فما جاء بهذا العقد من تلاقي إرادة الطرفين، يتضمن إقرار من والد الملتمس والملتمس ضده بأجرة والملتمس وحقه في مقابل عمله وفق عقد المبايعة، علماً بأننا نتحدث عن أحد أهم شركات المواد الغذائية بالمملكة، وأن موكلي هو من أسسها وأرسي دعائمها مع والده عليه رحمة الله، كما قام والد الملتمس والملتمس ضده بتوزيع ما نسبته (24%) من قيمة أسهمه على ورثته في حياته، ومن ثم فهذا الإقرار وفق المادة (16/1) من نظام الإثبات، أنه: "1-يكون الإقرار صراحة أو دلالة، باللفظ أو بالكتابة"، وحيث أن هذا الإقرار حجة على المقر كونه صراحةً وكتابةً.</w:t>
+        <w:t>ونرد بأن هذا العقد صحيح ولم يتضمن ما يهدمه بل ما يقيمه ويقويه ويثبت صحته، ونرفق ما يثبت صحته وقوته الشرعية والنظامية، وأن هذا خطأ وخلل من الدائرة، حيث كان من المفترض نظاماً أن تقوم الدائرة بالتحقق بما جاء بهذا العقد، وأنه بالفعل تضمن مقابل قيمي للملتمس وفق ما أرفق بهذا البند والدفع، والدليل ما جاء بالبند الث من عقد المبايعة "مرفق رقم 6"، والذي جاء به أن: (ثالثاً: يقر الطرف الأول باحتساب أجرة الطرف الثاني ...)، ومن ثم فما جاء بهذا العقد من تلاقي إرادة الطرفين، يتضمن إقرار من والد الملتمس والملتمس ضده بأجرة والملتمس وحقه في مقابل عمله وفق عقد المبايعة، علماً بأننا نتحدث عن أحد أهم شركات المواد الغذائية بالمملكة، وأن موكلي هو من أسسها وأرسي دعائمها مع والده عليه رحمة الله، كما قام والد الملتمس والملتمس ضده بتوزيع ما نسبته (24%) من قيمة أسهمه على ورثته في حياته، ومن ثم فهذا الإقرار وفق المادة (16/1) من نظام الإثبات، أنه: "1-يكون الإقرار صراحة أو دلالة، باللفظ أو بالكتابة"، وحيث أن هذا الإقرار حجة على المقر كونه صراحةً وكتابةً.</w:t>
       </w:r>
     </w:p>
     <w:p>
@@ -299,7 +299,7 @@
           <w:b w:val="0"/>
           <w:i w:val="0"/>
         </w:rPr>
-        <w:t>يضاف لذلك أن المدعى/ عدنان زيني قد أقر في صك الصلح والتخارج والذي كان السبب في تعيين المحاسب القانوني "صك الحكم/ مرفق رقم 7" بحقيقة ادارة المدعى عليه/ الملتمس لجميع الشركات، وحيث أن هذا الإقرار وفق المادة (16/1) من نظام الإثبات، أنه: "1-يكون الإقرار صراحة أو دلالة، باللفظ أو بالكتابة"، وحيث أن هذا الإقرار صريح وكتابة. ووفق المادة (17) من نظام الإثبات، أنه: "الإقرار القضائي حجة قاطعة على المقر، وقاصرة عليه". ووفق المادة (18/1) من نظام الإثبات، أنه: "1-يلزم المقر بإقراره، ولا يقبل رجوعه عنه". ومن هذه المواد جميعها يتضح أن إقرار المدعى/ الملتمس ضده في هذه الدعوى هو إقرار قضائي صحيح نظاماً، وأنه حجة عليها وملزمة به، ولا يجوز الرجوع عنه، وهذه تعد بينة ودليل آخر يثبت ويؤيد مضمون ما ذكر في البند الثالث من عقد المبايعة "مرفق رقم 6 مكرر" ويكشف تناقض منطوق الحكم مع أسبابه، ومن ثم فهذا الحكم محل الطعن قد خالف الشرع والنظام.</w:t>
+        <w:t>يضاف لذلك أن المدعى/ عدنان زيني قد أقر في صك الصلح والتخارج والذي كان السبب في تعيين المحاسب القانوني "صك الحكم/ مرفق رقم 7" بحقيقة ادارة المدعى عليه/ الملتمس لجميع الشركات، وحيث أن هذا الإقرار وفق المادة (16/1) من نظام الإثبات، أنه: "1-يكون الإقرار صراحة أو دلالة، باللفظ أو بالكتابة"، وحيث أن هذا الإقرار صريح وكتابة. ووفق المادة (17) من نظام الإثبات، أنه: "الإقرار القضائي حجة قاطعة على المقر، وقاصرة عليه". ووفق المادة (18/1) من نظام الإثبات، أنه: "1-يلزم المقر بإقراره، ولا يقبل رجوعه عنه". ومن هذه المواد جميعها يتضح أن إقرار المدعى/ الملتمس ضده في هذه الدعوى هو إقرار قضائي صحيح نظاماً، وأنه حجة عليها وملزمة به، ولا يجوز الرجوع عنه، وهذه تعد بينة ودليل آخر يثبت ويؤيد مضمون ما ذكر في البند الث من عقد المبايعة "مرفق رقم 6 مكرر" ويكشف تناقض منطوق الحكم مع أسبابه، ومن ثم فهذا الحكم محل الطعن قد خالف الشرع والنظام.</w:t>
       </w:r>
     </w:p>
     <w:p>
